--- a/doc/human/SB-00_Execution_Task_List_v1_1.docx
+++ b/doc/human/SB-00_Execution_Task_List_v1_1.docx
@@ -533,7 +533,7 @@
                 <w:i w:val="0"/>
                 <w:sz w:val="32"/>
               </w:rPr>
-              <w:t>BLE provisioning</w:t>
+              <w:t>Provisioning</w:t>
             </w:r>
           </w:p>
         </w:tc>
@@ -544,21 +544,12 @@
           <w:p>
             <w:r>
               <w:rPr>
-                <w:rFonts w:ascii="TH Sarabun New" w:hAnsi="TH Sarabun New" w:eastAsia="TH Sarabun New" w:cs="TH Sarabun New"/>
-                <w:b w:val="0"/>
-                <w:i w:val="0"/>
-                <w:sz w:val="32"/>
-              </w:rPr>
-              <w:t xml:space="preserve">baseline = </w:t>
-            </w:r>
-            <w:r>
-              <w:rPr>
                 <w:rFonts w:ascii="Consolas" w:hAnsi="Consolas" w:eastAsia="Consolas" w:cs="Consolas"/>
                 <w:b w:val="0"/>
                 <w:i w:val="0"/>
                 <w:sz w:val="20"/>
               </w:rPr>
-              <w:t>Android Chrome + HTTPS</w:t>
+              <w:t>QR Code + Web/PWA</w:t>
             </w:r>
             <w:r>
               <w:rPr>
@@ -567,7 +558,7 @@
                 <w:i w:val="0"/>
                 <w:sz w:val="32"/>
               </w:rPr>
-              <w:t>; platform อื่นใช้ fallback</w:t>
+              <w:t xml:space="preserve"> เป็น customer flow เดียวสำหรับ MVP และ pilot</w:t>
             </w:r>
           </w:p>
         </w:tc>
@@ -2956,7 +2947,7 @@
                 <w:i w:val="0"/>
                 <w:sz w:val="32"/>
               </w:rPr>
-              <w:t xml:space="preserve">ทำ BLE provisioning Phase 2 เฉพาะ </w:t>
+              <w:t xml:space="preserve">ประเมิน </w:t>
             </w:r>
             <w:r>
               <w:rPr>
@@ -2965,7 +2956,7 @@
                 <w:i w:val="0"/>
                 <w:sz w:val="20"/>
               </w:rPr>
-              <w:t>Android Chrome + HTTPS</w:t>
+              <w:t>BLE provisioning</w:t>
             </w:r>
             <w:r>
               <w:rPr>
@@ -2974,7 +2965,7 @@
                 <w:i w:val="0"/>
                 <w:sz w:val="32"/>
               </w:rPr>
-              <w:t xml:space="preserve"> พร้อม fallback matrix</w:t>
+              <w:t xml:space="preserve"> เป็น internal R&amp;D เท่านั้นหลัง pilot โดยไม่กระทบ customer flow หลัก</w:t>
             </w:r>
           </w:p>
         </w:tc>
@@ -3006,7 +2997,7 @@
                 <w:i w:val="0"/>
                 <w:sz w:val="32"/>
               </w:rPr>
-              <w:t>Android flow ใช้งานได้จริง, unsupported matrix documented</w:t>
+              <w:t>มี technical note ภายในว่าคุ้มทำต่อหรือไม่ โดยไม่มีผลกับคู่มือและ flow ลูกค้า</w:t>
             </w:r>
           </w:p>
         </w:tc>
@@ -3236,7 +3227,7 @@
                 <w:i w:val="0"/>
                 <w:sz w:val="32"/>
               </w:rPr>
-              <w:t>EX-20, EX-21, EX-22</w:t>
+              <w:t>EX-21, EX-22</w:t>
             </w:r>
           </w:p>
         </w:tc>

--- a/doc/human/SB-00_Execution_Task_List_v1_1.docx
+++ b/doc/human/SB-00_Execution_Task_List_v1_1.docx
@@ -67,7 +67,7 @@
           <w:i w:val="0"/>
           <w:sz w:val="28"/>
         </w:rPr>
-        <w:t>Generated on: 2026-04-02</w:t>
+        <w:t>Generated on: 2026-04-03</w:t>
       </w:r>
     </w:p>
     <w:p>
@@ -559,6 +559,67 @@
                 <w:sz w:val="32"/>
               </w:rPr>
               <w:t xml:space="preserve"> เป็น customer flow เดียวสำหรับ MVP และ pilot</w:t>
+            </w:r>
+          </w:p>
+        </w:tc>
+      </w:tr>
+      <w:tr>
+        <w:tc>
+          <w:tcPr>
+            <w:tcW w:type="dxa" w:w="4513"/>
+          </w:tcPr>
+          <w:p>
+            <w:r>
+              <w:rPr>
+                <w:rFonts w:ascii="TH Sarabun New" w:hAnsi="TH Sarabun New" w:eastAsia="TH Sarabun New" w:cs="TH Sarabun New"/>
+                <w:b w:val="0"/>
+                <w:i w:val="0"/>
+                <w:sz w:val="32"/>
+              </w:rPr>
+              <w:t>Battery Platform</w:t>
+            </w:r>
+          </w:p>
+        </w:tc>
+        <w:tc>
+          <w:tcPr>
+            <w:tcW w:type="dxa" w:w="4513"/>
+          </w:tcPr>
+          <w:p>
+            <w:r>
+              <w:rPr>
+                <w:rFonts w:ascii="Consolas" w:hAnsi="Consolas" w:eastAsia="Consolas" w:cs="Consolas"/>
+                <w:b w:val="0"/>
+                <w:i w:val="0"/>
+                <w:sz w:val="20"/>
+              </w:rPr>
+              <w:t>Standard</w:t>
+            </w:r>
+            <w:r>
+              <w:rPr>
+                <w:rFonts w:ascii="TH Sarabun New" w:hAnsi="TH Sarabun New" w:eastAsia="TH Sarabun New" w:cs="TH Sarabun New"/>
+                <w:b w:val="0"/>
+                <w:i w:val="0"/>
+                <w:sz w:val="32"/>
+              </w:rPr>
+              <w:t xml:space="preserve"> เป็น baseline; </w:t>
+            </w:r>
+            <w:r>
+              <w:rPr>
+                <w:rFonts w:ascii="Consolas" w:hAnsi="Consolas" w:eastAsia="Consolas" w:cs="Consolas"/>
+                <w:b w:val="0"/>
+                <w:i w:val="0"/>
+                <w:sz w:val="20"/>
+              </w:rPr>
+              <w:t>Long-Life</w:t>
+            </w:r>
+            <w:r>
+              <w:rPr>
+                <w:rFonts w:ascii="TH Sarabun New" w:hAnsi="TH Sarabun New" w:eastAsia="TH Sarabun New" w:cs="TH Sarabun New"/>
+                <w:b w:val="0"/>
+                <w:i w:val="0"/>
+                <w:sz w:val="32"/>
+              </w:rPr>
+              <w:t xml:space="preserve"> เป็น optional upgrade โดยใช้ core module เดียวกัน</w:t>
             </w:r>
           </w:p>
         </w:tc>
@@ -1682,6 +1743,124 @@
           </w:p>
         </w:tc>
       </w:tr>
+      <w:tr>
+        <w:tc>
+          <w:tcPr>
+            <w:tcW w:type="dxa" w:w="1805"/>
+          </w:tcPr>
+          <w:p>
+            <w:r>
+              <w:rPr>
+                <w:rFonts w:ascii="TH Sarabun New" w:hAnsi="TH Sarabun New" w:eastAsia="TH Sarabun New" w:cs="TH Sarabun New"/>
+                <w:b w:val="0"/>
+                <w:i w:val="0"/>
+                <w:sz w:val="32"/>
+              </w:rPr>
+              <w:t>EX-08A</w:t>
+            </w:r>
+          </w:p>
+        </w:tc>
+        <w:tc>
+          <w:tcPr>
+            <w:tcW w:type="dxa" w:w="1805"/>
+          </w:tcPr>
+          <w:p>
+            <w:r>
+              <w:rPr>
+                <w:rFonts w:ascii="TH Sarabun New" w:hAnsi="TH Sarabun New" w:eastAsia="TH Sarabun New" w:cs="TH Sarabun New"/>
+                <w:b w:val="0"/>
+                <w:i w:val="0"/>
+                <w:sz w:val="32"/>
+              </w:rPr>
+              <w:t>พล + เอ</w:t>
+            </w:r>
+          </w:p>
+        </w:tc>
+        <w:tc>
+          <w:tcPr>
+            <w:tcW w:type="dxa" w:w="1805"/>
+          </w:tcPr>
+          <w:p>
+            <w:r>
+              <w:rPr>
+                <w:rFonts w:ascii="TH Sarabun New" w:hAnsi="TH Sarabun New" w:eastAsia="TH Sarabun New" w:cs="TH Sarabun New"/>
+                <w:b w:val="0"/>
+                <w:i w:val="0"/>
+                <w:sz w:val="32"/>
+              </w:rPr>
+              <w:t xml:space="preserve">นิยาม battery platform สำหรับ </w:t>
+            </w:r>
+            <w:r>
+              <w:rPr>
+                <w:rFonts w:ascii="Consolas" w:hAnsi="Consolas" w:eastAsia="Consolas" w:cs="Consolas"/>
+                <w:b w:val="0"/>
+                <w:i w:val="0"/>
+                <w:sz w:val="20"/>
+              </w:rPr>
+              <w:t>Standard</w:t>
+            </w:r>
+            <w:r>
+              <w:rPr>
+                <w:rFonts w:ascii="TH Sarabun New" w:hAnsi="TH Sarabun New" w:eastAsia="TH Sarabun New" w:cs="TH Sarabun New"/>
+                <w:b w:val="0"/>
+                <w:i w:val="0"/>
+                <w:sz w:val="32"/>
+              </w:rPr>
+              <w:t xml:space="preserve"> และ </w:t>
+            </w:r>
+            <w:r>
+              <w:rPr>
+                <w:rFonts w:ascii="Consolas" w:hAnsi="Consolas" w:eastAsia="Consolas" w:cs="Consolas"/>
+                <w:b w:val="0"/>
+                <w:i w:val="0"/>
+                <w:sz w:val="20"/>
+              </w:rPr>
+              <w:t>Long-Life</w:t>
+            </w:r>
+            <w:r>
+              <w:rPr>
+                <w:rFonts w:ascii="TH Sarabun New" w:hAnsi="TH Sarabun New" w:eastAsia="TH Sarabun New" w:cs="TH Sarabun New"/>
+                <w:b w:val="0"/>
+                <w:i w:val="0"/>
+                <w:sz w:val="32"/>
+              </w:rPr>
+              <w:t>: connector, battery profile, service procedure, และ enclosure interface</w:t>
+            </w:r>
+          </w:p>
+        </w:tc>
+        <w:tc>
+          <w:tcPr>
+            <w:tcW w:type="dxa" w:w="1805"/>
+          </w:tcPr>
+          <w:p>
+            <w:r>
+              <w:rPr>
+                <w:rFonts w:ascii="TH Sarabun New" w:hAnsi="TH Sarabun New" w:eastAsia="TH Sarabun New" w:cs="TH Sarabun New"/>
+                <w:b w:val="0"/>
+                <w:i w:val="0"/>
+                <w:sz w:val="32"/>
+              </w:rPr>
+              <w:t>EX-01</w:t>
+            </w:r>
+          </w:p>
+        </w:tc>
+        <w:tc>
+          <w:tcPr>
+            <w:tcW w:type="dxa" w:w="1805"/>
+          </w:tcPr>
+          <w:p>
+            <w:r>
+              <w:rPr>
+                <w:rFonts w:ascii="TH Sarabun New" w:hAnsi="TH Sarabun New" w:eastAsia="TH Sarabun New" w:cs="TH Sarabun New"/>
+                <w:b w:val="0"/>
+                <w:i w:val="0"/>
+                <w:sz w:val="32"/>
+              </w:rPr>
+              <w:t>มี interface spec 1 ชุด ใช้ร่วมกันได้ทั้งสอง variant</w:t>
+            </w:r>
+          </w:p>
+        </w:tc>
+      </w:tr>
     </w:tbl>
     <w:p/>
     <w:p/>
@@ -2698,6 +2877,124 @@
                 <w:sz w:val="32"/>
               </w:rPr>
               <w:t>DRC ผ่าน, manufacturing package ครบ, fit check ผ่าน</w:t>
+            </w:r>
+          </w:p>
+        </w:tc>
+      </w:tr>
+      <w:tr>
+        <w:tc>
+          <w:tcPr>
+            <w:tcW w:type="dxa" w:w="1805"/>
+          </w:tcPr>
+          <w:p>
+            <w:r>
+              <w:rPr>
+                <w:rFonts w:ascii="TH Sarabun New" w:hAnsi="TH Sarabun New" w:eastAsia="TH Sarabun New" w:cs="TH Sarabun New"/>
+                <w:b w:val="0"/>
+                <w:i w:val="0"/>
+                <w:sz w:val="32"/>
+              </w:rPr>
+              <w:t>EX-17A</w:t>
+            </w:r>
+          </w:p>
+        </w:tc>
+        <w:tc>
+          <w:tcPr>
+            <w:tcW w:type="dxa" w:w="1805"/>
+          </w:tcPr>
+          <w:p>
+            <w:r>
+              <w:rPr>
+                <w:rFonts w:ascii="TH Sarabun New" w:hAnsi="TH Sarabun New" w:eastAsia="TH Sarabun New" w:cs="TH Sarabun New"/>
+                <w:b w:val="0"/>
+                <w:i w:val="0"/>
+                <w:sz w:val="32"/>
+              </w:rPr>
+              <w:t>เอ</w:t>
+            </w:r>
+          </w:p>
+        </w:tc>
+        <w:tc>
+          <w:tcPr>
+            <w:tcW w:type="dxa" w:w="1805"/>
+          </w:tcPr>
+          <w:p>
+            <w:r>
+              <w:rPr>
+                <w:rFonts w:ascii="TH Sarabun New" w:hAnsi="TH Sarabun New" w:eastAsia="TH Sarabun New" w:cs="TH Sarabun New"/>
+                <w:b w:val="0"/>
+                <w:i w:val="0"/>
+                <w:sz w:val="32"/>
+              </w:rPr>
+              <w:t>ออกแบบ enclosure interface ให้รองรับ battery module 2 ขนาด โดยไม่เปลี่ยน core board mount และ sealing strategy หลัก</w:t>
+            </w:r>
+          </w:p>
+        </w:tc>
+        <w:tc>
+          <w:tcPr>
+            <w:tcW w:type="dxa" w:w="1805"/>
+          </w:tcPr>
+          <w:p>
+            <w:r>
+              <w:rPr>
+                <w:rFonts w:ascii="TH Sarabun New" w:hAnsi="TH Sarabun New" w:eastAsia="TH Sarabun New" w:cs="TH Sarabun New"/>
+                <w:b w:val="0"/>
+                <w:i w:val="0"/>
+                <w:sz w:val="32"/>
+              </w:rPr>
+              <w:t>EX-08, EX-08A</w:t>
+            </w:r>
+          </w:p>
+        </w:tc>
+        <w:tc>
+          <w:tcPr>
+            <w:tcW w:type="dxa" w:w="1805"/>
+          </w:tcPr>
+          <w:p>
+            <w:r>
+              <w:rPr>
+                <w:rFonts w:ascii="TH Sarabun New" w:hAnsi="TH Sarabun New" w:eastAsia="TH Sarabun New" w:cs="TH Sarabun New"/>
+                <w:b w:val="0"/>
+                <w:i w:val="0"/>
+                <w:sz w:val="32"/>
+              </w:rPr>
+              <w:t xml:space="preserve">มี CAD concept สำหรับ </w:t>
+            </w:r>
+            <w:r>
+              <w:rPr>
+                <w:rFonts w:ascii="Consolas" w:hAnsi="Consolas" w:eastAsia="Consolas" w:cs="Consolas"/>
+                <w:b w:val="0"/>
+                <w:i w:val="0"/>
+                <w:sz w:val="20"/>
+              </w:rPr>
+              <w:t>Standard</w:t>
+            </w:r>
+            <w:r>
+              <w:rPr>
+                <w:rFonts w:ascii="TH Sarabun New" w:hAnsi="TH Sarabun New" w:eastAsia="TH Sarabun New" w:cs="TH Sarabun New"/>
+                <w:b w:val="0"/>
+                <w:i w:val="0"/>
+                <w:sz w:val="32"/>
+              </w:rPr>
+              <w:t xml:space="preserve"> และ </w:t>
+            </w:r>
+            <w:r>
+              <w:rPr>
+                <w:rFonts w:ascii="Consolas" w:hAnsi="Consolas" w:eastAsia="Consolas" w:cs="Consolas"/>
+                <w:b w:val="0"/>
+                <w:i w:val="0"/>
+                <w:sz w:val="20"/>
+              </w:rPr>
+              <w:t>Long-Life</w:t>
+            </w:r>
+            <w:r>
+              <w:rPr>
+                <w:rFonts w:ascii="TH Sarabun New" w:hAnsi="TH Sarabun New" w:eastAsia="TH Sarabun New" w:cs="TH Sarabun New"/>
+                <w:b w:val="0"/>
+                <w:i w:val="0"/>
+                <w:sz w:val="32"/>
+              </w:rPr>
+              <w:t xml:space="preserve"> พร้อม service access plan</w:t>
             </w:r>
           </w:p>
         </w:tc>
@@ -4330,6 +4627,20 @@
           <w:i w:val="0"/>
           <w:sz w:val="32"/>
         </w:rPr>
+        <w:t>EX-08A battery platform interface spec</w:t>
+      </w:r>
+    </w:p>
+    <w:p>
+      <w:pPr>
+        <w:pStyle w:val="ListNumber"/>
+      </w:pPr>
+      <w:r>
+        <w:rPr>
+          <w:rFonts w:ascii="TH Sarabun New" w:hAnsi="TH Sarabun New" w:eastAsia="TH Sarabun New" w:cs="TH Sarabun New"/>
+          <w:b w:val="0"/>
+          <w:i w:val="0"/>
+          <w:sz w:val="32"/>
+        </w:rPr>
         <w:t>EX-08 enclosure CAD v1</w:t>
       </w:r>
     </w:p>
@@ -4345,20 +4656,6 @@
           <w:sz w:val="32"/>
         </w:rPr>
         <w:t>EX-09 dashboard MVP</w:t>
-      </w:r>
-    </w:p>
-    <w:p>
-      <w:pPr>
-        <w:pStyle w:val="ListNumber"/>
-      </w:pPr>
-      <w:r>
-        <w:rPr>
-          <w:rFonts w:ascii="TH Sarabun New" w:hAnsi="TH Sarabun New" w:eastAsia="TH Sarabun New" w:cs="TH Sarabun New"/>
-          <w:b w:val="0"/>
-          <w:i w:val="0"/>
-          <w:sz w:val="32"/>
-        </w:rPr>
-        <w:t>EX-11 QR + Web provisioning MVP</w:t>
       </w:r>
     </w:p>
     <w:sectPr>

--- a/doc/human/SB-00_Execution_Task_List_v1_1.docx
+++ b/doc/human/SB-00_Execution_Task_List_v1_1.docx
@@ -1863,6 +1863,233 @@
       </w:tr>
     </w:tbl>
     <w:p/>
+    <w:p/>
+    <w:p>
+      <w:pPr>
+        <w:pStyle w:val="Heading3"/>
+      </w:pPr>
+      <w:r>
+        <w:rPr>
+          <w:rFonts w:ascii="TH Sarabun New" w:hAnsi="TH Sarabun New" w:eastAsia="TH Sarabun New" w:cs="TH Sarabun New"/>
+          <w:b/>
+          <w:i w:val="0"/>
+          <w:sz w:val="32"/>
+        </w:rPr>
+        <w:t>EX-08A Working Checklist</w:t>
+      </w:r>
+    </w:p>
+    <w:p/>
+    <w:p>
+      <w:pPr>
+        <w:pStyle w:val="ListNumber"/>
+      </w:pPr>
+      <w:r>
+        <w:rPr>
+          <w:rFonts w:ascii="TH Sarabun New" w:hAnsi="TH Sarabun New" w:eastAsia="TH Sarabun New" w:cs="TH Sarabun New"/>
+          <w:b w:val="0"/>
+          <w:i w:val="0"/>
+          <w:sz w:val="32"/>
+        </w:rPr>
+        <w:t xml:space="preserve">พลกำหนด </w:t>
+      </w:r>
+      <w:r>
+        <w:rPr>
+          <w:rFonts w:ascii="Consolas" w:hAnsi="Consolas" w:eastAsia="Consolas" w:cs="Consolas"/>
+          <w:b w:val="0"/>
+          <w:i w:val="0"/>
+          <w:sz w:val="20"/>
+        </w:rPr>
+        <w:t>battery_profile</w:t>
+      </w:r>
+      <w:r>
+        <w:rPr>
+          <w:rFonts w:ascii="TH Sarabun New" w:hAnsi="TH Sarabun New" w:eastAsia="TH Sarabun New" w:cs="TH Sarabun New"/>
+          <w:b w:val="0"/>
+          <w:i w:val="0"/>
+          <w:sz w:val="32"/>
+        </w:rPr>
+        <w:t xml:space="preserve"> ใน firmware อย่างน้อย </w:t>
+      </w:r>
+      <w:r>
+        <w:rPr>
+          <w:rFonts w:ascii="Consolas" w:hAnsi="Consolas" w:eastAsia="Consolas" w:cs="Consolas"/>
+          <w:b w:val="0"/>
+          <w:i w:val="0"/>
+          <w:sz w:val="20"/>
+        </w:rPr>
+        <w:t>standard</w:t>
+      </w:r>
+      <w:r>
+        <w:rPr>
+          <w:rFonts w:ascii="TH Sarabun New" w:hAnsi="TH Sarabun New" w:eastAsia="TH Sarabun New" w:cs="TH Sarabun New"/>
+          <w:b w:val="0"/>
+          <w:i w:val="0"/>
+          <w:sz w:val="32"/>
+        </w:rPr>
+        <w:t xml:space="preserve"> และ </w:t>
+      </w:r>
+      <w:r>
+        <w:rPr>
+          <w:rFonts w:ascii="Consolas" w:hAnsi="Consolas" w:eastAsia="Consolas" w:cs="Consolas"/>
+          <w:b w:val="0"/>
+          <w:i w:val="0"/>
+          <w:sz w:val="20"/>
+        </w:rPr>
+        <w:t>long_life</w:t>
+      </w:r>
+    </w:p>
+    <w:p>
+      <w:pPr>
+        <w:pStyle w:val="ListNumber"/>
+      </w:pPr>
+      <w:r>
+        <w:rPr>
+          <w:rFonts w:ascii="TH Sarabun New" w:hAnsi="TH Sarabun New" w:eastAsia="TH Sarabun New" w:cs="TH Sarabun New"/>
+          <w:b w:val="0"/>
+          <w:i w:val="0"/>
+          <w:sz w:val="32"/>
+        </w:rPr>
+        <w:t>พลกำหนด field ใน backend/devices metadata สำหรับเก็บ battery variant และ usable capacity</w:t>
+      </w:r>
+    </w:p>
+    <w:p>
+      <w:pPr>
+        <w:pStyle w:val="ListNumber"/>
+      </w:pPr>
+      <w:r>
+        <w:rPr>
+          <w:rFonts w:ascii="TH Sarabun New" w:hAnsi="TH Sarabun New" w:eastAsia="TH Sarabun New" w:cs="TH Sarabun New"/>
+          <w:b w:val="0"/>
+          <w:i w:val="0"/>
+          <w:sz w:val="32"/>
+        </w:rPr>
+        <w:t>พลสรุป charging/runtime assumptions ของแต่ละ variant เป็นตารางเดียว</w:t>
+      </w:r>
+    </w:p>
+    <w:p>
+      <w:pPr>
+        <w:pStyle w:val="ListNumber"/>
+      </w:pPr>
+      <w:r>
+        <w:rPr>
+          <w:rFonts w:ascii="TH Sarabun New" w:hAnsi="TH Sarabun New" w:eastAsia="TH Sarabun New" w:cs="TH Sarabun New"/>
+          <w:b w:val="0"/>
+          <w:i w:val="0"/>
+          <w:sz w:val="32"/>
+        </w:rPr>
+        <w:t>เอกำหนด battery connector มาตรฐานเดียวที่ใช้ได้ทั้งสอง variant และกันเสียบกลับขั้ว</w:t>
+      </w:r>
+    </w:p>
+    <w:p>
+      <w:pPr>
+        <w:pStyle w:val="ListNumber"/>
+      </w:pPr>
+      <w:r>
+        <w:rPr>
+          <w:rFonts w:ascii="TH Sarabun New" w:hAnsi="TH Sarabun New" w:eastAsia="TH Sarabun New" w:cs="TH Sarabun New"/>
+          <w:b w:val="0"/>
+          <w:i w:val="0"/>
+          <w:sz w:val="32"/>
+        </w:rPr>
+        <w:t>เอกำหนดตำแหน่งยึด core board, antenna bulkhead, และ sensor exits ให้คงเดิมทั้งสอง variant</w:t>
+      </w:r>
+    </w:p>
+    <w:p>
+      <w:pPr>
+        <w:pStyle w:val="ListNumber"/>
+      </w:pPr>
+      <w:r>
+        <w:rPr>
+          <w:rFonts w:ascii="TH Sarabun New" w:hAnsi="TH Sarabun New" w:eastAsia="TH Sarabun New" w:cs="TH Sarabun New"/>
+          <w:b w:val="0"/>
+          <w:i w:val="0"/>
+          <w:sz w:val="32"/>
+        </w:rPr>
+        <w:t>เอกำหนดส่วนของ enclosure ที่เปลี่ยนได้เฉพาะ battery bay หรือฝาหลัง โดยไม่แตะ sealing strategy หลัก</w:t>
+      </w:r>
+    </w:p>
+    <w:p>
+      <w:pPr>
+        <w:pStyle w:val="ListNumber"/>
+      </w:pPr>
+      <w:r>
+        <w:rPr>
+          <w:rFonts w:ascii="TH Sarabun New" w:hAnsi="TH Sarabun New" w:eastAsia="TH Sarabun New" w:cs="TH Sarabun New"/>
+          <w:b w:val="0"/>
+          <w:i w:val="0"/>
+          <w:sz w:val="32"/>
+        </w:rPr>
+        <w:t xml:space="preserve">ทั้งคู่สรุป service procedure ว่า </w:t>
+      </w:r>
+      <w:r>
+        <w:rPr>
+          <w:rFonts w:ascii="Consolas" w:hAnsi="Consolas" w:eastAsia="Consolas" w:cs="Consolas"/>
+          <w:b w:val="0"/>
+          <w:i w:val="0"/>
+          <w:sz w:val="20"/>
+        </w:rPr>
+        <w:t>Long-Life</w:t>
+      </w:r>
+      <w:r>
+        <w:rPr>
+          <w:rFonts w:ascii="TH Sarabun New" w:hAnsi="TH Sarabun New" w:eastAsia="TH Sarabun New" w:cs="TH Sarabun New"/>
+          <w:b w:val="0"/>
+          <w:i w:val="0"/>
+          <w:sz w:val="32"/>
+        </w:rPr>
+        <w:t xml:space="preserve"> เป็น service-upgradeable ไม่ใช่ customer-openable</w:t>
+      </w:r>
+    </w:p>
+    <w:p>
+      <w:pPr>
+        <w:pStyle w:val="ListNumber"/>
+      </w:pPr>
+      <w:r>
+        <w:rPr>
+          <w:rFonts w:ascii="TH Sarabun New" w:hAnsi="TH Sarabun New" w:eastAsia="TH Sarabun New" w:cs="TH Sarabun New"/>
+          <w:b w:val="0"/>
+          <w:i w:val="0"/>
+          <w:sz w:val="32"/>
+        </w:rPr>
+        <w:t xml:space="preserve">ทั้งคู่สรุป BOM delta ระหว่าง </w:t>
+      </w:r>
+      <w:r>
+        <w:rPr>
+          <w:rFonts w:ascii="Consolas" w:hAnsi="Consolas" w:eastAsia="Consolas" w:cs="Consolas"/>
+          <w:b w:val="0"/>
+          <w:i w:val="0"/>
+          <w:sz w:val="20"/>
+        </w:rPr>
+        <w:t>Standard</w:t>
+      </w:r>
+      <w:r>
+        <w:rPr>
+          <w:rFonts w:ascii="TH Sarabun New" w:hAnsi="TH Sarabun New" w:eastAsia="TH Sarabun New" w:cs="TH Sarabun New"/>
+          <w:b w:val="0"/>
+          <w:i w:val="0"/>
+          <w:sz w:val="32"/>
+        </w:rPr>
+        <w:t xml:space="preserve"> กับ </w:t>
+      </w:r>
+      <w:r>
+        <w:rPr>
+          <w:rFonts w:ascii="Consolas" w:hAnsi="Consolas" w:eastAsia="Consolas" w:cs="Consolas"/>
+          <w:b w:val="0"/>
+          <w:i w:val="0"/>
+          <w:sz w:val="20"/>
+        </w:rPr>
+        <w:t>Long-Life</w:t>
+      </w:r>
+      <w:r>
+        <w:rPr>
+          <w:rFonts w:ascii="TH Sarabun New" w:hAnsi="TH Sarabun New" w:eastAsia="TH Sarabun New" w:cs="TH Sarabun New"/>
+          <w:b w:val="0"/>
+          <w:i w:val="0"/>
+          <w:sz w:val="32"/>
+        </w:rPr>
+        <w:t xml:space="preserve"> เป็นหน้าเดียวใช้ประกอบการตัดสินใจ pilot</w:t>
+      </w:r>
+    </w:p>
     <w:p/>
     <w:p>
       <w:pPr>

--- a/doc/human/SB-00_Execution_Task_List_v1_1.docx
+++ b/doc/human/SB-00_Execution_Task_List_v1_1.docx
@@ -2088,6 +2088,34 @@
           <w:sz w:val="32"/>
         </w:rPr>
         <w:t xml:space="preserve"> เป็นหน้าเดียวใช้ประกอบการตัดสินใจ pilot</w:t>
+      </w:r>
+    </w:p>
+    <w:p>
+      <w:pPr>
+        <w:pStyle w:val="ListNumber"/>
+      </w:pPr>
+      <w:r>
+        <w:rPr>
+          <w:rFonts w:ascii="TH Sarabun New" w:hAnsi="TH Sarabun New" w:eastAsia="TH Sarabun New" w:cs="TH Sarabun New"/>
+          <w:b w:val="0"/>
+          <w:i w:val="0"/>
+          <w:sz w:val="32"/>
+        </w:rPr>
+        <w:t>Output ที่ต้องได้: interface spec 1 หน้า + battery profile table 1 หน้า + BOM delta 1 หน้า</w:t>
+      </w:r>
+    </w:p>
+    <w:p>
+      <w:pPr>
+        <w:pStyle w:val="ListNumber"/>
+      </w:pPr>
+      <w:r>
+        <w:rPr>
+          <w:rFonts w:ascii="TH Sarabun New" w:hAnsi="TH Sarabun New" w:eastAsia="TH Sarabun New" w:cs="TH Sarabun New"/>
+          <w:b w:val="0"/>
+          <w:i w:val="0"/>
+          <w:sz w:val="32"/>
+        </w:rPr>
+        <w:t>Sign-off: พล approve firmware/backend fields, เอ approve connector/enclosure interface</w:t>
       </w:r>
     </w:p>
     <w:p/>
